--- a/dev/checklists/conduct/校本教師專業操守政策文件要求清單_DRAFT.docx
+++ b/dev/checklists/conduct/校本教師專業操守政策文件要求清單_DRAFT.docx
@@ -241,7 +241,7 @@
             </w:tcMar>
           </w:tcPr>
           <w:p>
-            <w:hyperlink w:history="1" r:id="rIdz4gyxj4qbml-e7mfvnj4w">
+            <w:hyperlink w:history="1" r:id="rIdernmxdzs8fb0xhkmw5xeh">
               <w:r>
                 <w:rPr>
                   <w:rStyle w:val="Hyperlink"/>
@@ -327,7 +327,7 @@
             </w:tcMar>
           </w:tcPr>
           <w:p>
-            <w:hyperlink w:history="1" r:id="rId1q10gdcjj3nj4-aoaud9_">
+            <w:hyperlink w:history="1" r:id="rId3aus_uyzxxqntlk4z7zox">
               <w:r>
                 <w:rPr>
                   <w:rStyle w:val="Hyperlink"/>
@@ -1460,7 +1460,7 @@
         </w:rPr>
         <w:t xml:space="preserve">出處：</w:t>
       </w:r>
-      <w:hyperlink w:history="1" r:id="rId-rp3mfba_acbdoxj8dc6r">
+      <w:hyperlink w:history="1" r:id="rIdjoprkzz6pwitiuvhy6awq">
         <w:r>
           <w:rPr>
             <w:rStyle w:val="Hyperlink"/>
@@ -1536,7 +1536,7 @@
         </w:rPr>
         <w:t xml:space="preserve">出處：</w:t>
       </w:r>
-      <w:hyperlink w:history="1" r:id="rIduo9twew0ceofdvafyt4bi">
+      <w:hyperlink w:history="1" r:id="rIdnjwsx91isad_bjvvlr2mm">
         <w:r>
           <w:rPr>
             <w:rStyle w:val="Hyperlink"/>
@@ -1612,7 +1612,7 @@
         </w:rPr>
         <w:t xml:space="preserve">出處：</w:t>
       </w:r>
-      <w:hyperlink w:history="1" r:id="rIdyydmanuwlfklbfrxje31x">
+      <w:hyperlink w:history="1" r:id="rIdpjr7id_xpdadzrqpjejis">
         <w:r>
           <w:rPr>
             <w:rStyle w:val="Hyperlink"/>
@@ -1688,7 +1688,7 @@
         </w:rPr>
         <w:t xml:space="preserve">出處：</w:t>
       </w:r>
-      <w:hyperlink w:history="1" r:id="rIdru4yf-nonliqlck1iwrk4">
+      <w:hyperlink w:history="1" r:id="rIdwxfxtdsy7klmtmu91aqxp">
         <w:r>
           <w:rPr>
             <w:rStyle w:val="Hyperlink"/>
@@ -1764,7 +1764,7 @@
         </w:rPr>
         <w:t xml:space="preserve">出處：</w:t>
       </w:r>
-      <w:hyperlink w:history="1" r:id="rIdjc4juf_eeclexa64tpmry">
+      <w:hyperlink w:history="1" r:id="rIdwzmmbirgnunvflzp5vfw9">
         <w:r>
           <w:rPr>
             <w:rStyle w:val="Hyperlink"/>
@@ -1840,7 +1840,7 @@
         </w:rPr>
         <w:t xml:space="preserve">出處：</w:t>
       </w:r>
-      <w:hyperlink w:history="1" r:id="rIdq9a2rakgkhepqeaeaxrjt">
+      <w:hyperlink w:history="1" r:id="rIdynbz-iyfrh-mr3hwnwrxw">
         <w:r>
           <w:rPr>
             <w:rStyle w:val="Hyperlink"/>
@@ -1916,7 +1916,7 @@
         </w:rPr>
         <w:t xml:space="preserve">出處：</w:t>
       </w:r>
-      <w:hyperlink w:history="1" r:id="rId5hi9euzrj7gvfqmtdimfj">
+      <w:hyperlink w:history="1" r:id="rIdmdjeu3cwch7aejh3z3bmf">
         <w:r>
           <w:rPr>
             <w:rStyle w:val="Hyperlink"/>
@@ -1992,7 +1992,7 @@
         </w:rPr>
         <w:t xml:space="preserve">出處：</w:t>
       </w:r>
-      <w:hyperlink w:history="1" r:id="rIdbrw95yfzoi_7mpnt80shf">
+      <w:hyperlink w:history="1" r:id="rId9wwbjvse5tp-knnknpji4">
         <w:r>
           <w:rPr>
             <w:rStyle w:val="Hyperlink"/>
@@ -2068,7 +2068,7 @@
         </w:rPr>
         <w:t xml:space="preserve">出處：</w:t>
       </w:r>
-      <w:hyperlink w:history="1" r:id="rIdz5dcx9dhfjnpwe2t_xbdq">
+      <w:hyperlink w:history="1" r:id="rIdvo5fan-5hdnhobupofajk">
         <w:r>
           <w:rPr>
             <w:rStyle w:val="Hyperlink"/>
@@ -2144,7 +2144,7 @@
         </w:rPr>
         <w:t xml:space="preserve">出處：</w:t>
       </w:r>
-      <w:hyperlink w:history="1" r:id="rIdtgh_b8iy8n7rpfgcq2f_q">
+      <w:hyperlink w:history="1" r:id="rIdffw3bn35yfwndcqrhqvnz">
         <w:r>
           <w:rPr>
             <w:rStyle w:val="Hyperlink"/>
@@ -2220,7 +2220,7 @@
         </w:rPr>
         <w:t xml:space="preserve">出處：</w:t>
       </w:r>
-      <w:hyperlink w:history="1" r:id="rIdunc7kgeqiymcllvh_fynn">
+      <w:hyperlink w:history="1" r:id="rId1yaffa6rzd9kdnwyaytd7">
         <w:r>
           <w:rPr>
             <w:rStyle w:val="Hyperlink"/>
@@ -2296,7 +2296,7 @@
         </w:rPr>
         <w:t xml:space="preserve">出處：</w:t>
       </w:r>
-      <w:hyperlink w:history="1" r:id="rIdpctuo-umi-8pzizb0hwpv">
+      <w:hyperlink w:history="1" r:id="rId2ua2qg2cgedkz1qoayzoy">
         <w:r>
           <w:rPr>
             <w:rStyle w:val="Hyperlink"/>
@@ -2372,7 +2372,7 @@
         </w:rPr>
         <w:t xml:space="preserve">出處：</w:t>
       </w:r>
-      <w:hyperlink w:history="1" r:id="rIdr_lpsysbhlsde1kos1t1x">
+      <w:hyperlink w:history="1" r:id="rId7bgqnvdefy2jcx3u_31oy">
         <w:r>
           <w:rPr>
             <w:rStyle w:val="Hyperlink"/>
@@ -2448,7 +2448,7 @@
         </w:rPr>
         <w:t xml:space="preserve">出處：</w:t>
       </w:r>
-      <w:hyperlink w:history="1" r:id="rIde9bhcpfw73m3zzzxm_bsp">
+      <w:hyperlink w:history="1" r:id="rIduc1cyoddoeglqif8j5los">
         <w:r>
           <w:rPr>
             <w:rStyle w:val="Hyperlink"/>
@@ -2540,7 +2540,7 @@
         </w:rPr>
         <w:t xml:space="preserve">出處：</w:t>
       </w:r>
-      <w:hyperlink w:history="1" r:id="rIdduc-l-nxr0skdpuqtoyrw">
+      <w:hyperlink w:history="1" r:id="rIdlw7podnmvsgnfquuj7vmp">
         <w:r>
           <w:rPr>
             <w:rStyle w:val="Hyperlink"/>
@@ -2616,7 +2616,7 @@
         </w:rPr>
         <w:t xml:space="preserve">出處：</w:t>
       </w:r>
-      <w:hyperlink w:history="1" r:id="rId83ukx4jsrzkz3sxih7z8-">
+      <w:hyperlink w:history="1" r:id="rIdowf9by0rbihy8wwzytr_n">
         <w:r>
           <w:rPr>
             <w:rStyle w:val="Hyperlink"/>
@@ -2692,7 +2692,7 @@
         </w:rPr>
         <w:t xml:space="preserve">出處：</w:t>
       </w:r>
-      <w:hyperlink w:history="1" r:id="rIdm9bhclht057x6scn1q8gp">
+      <w:hyperlink w:history="1" r:id="rIdgk0eq3apzgypi6j-lwldv">
         <w:r>
           <w:rPr>
             <w:rStyle w:val="Hyperlink"/>
@@ -2768,7 +2768,7 @@
         </w:rPr>
         <w:t xml:space="preserve">出處：</w:t>
       </w:r>
-      <w:hyperlink w:history="1" r:id="rIdve1sb3xhphysgyyfwaixb">
+      <w:hyperlink w:history="1" r:id="rIdjzoeyo6veytjvx6etayet">
         <w:r>
           <w:rPr>
             <w:rStyle w:val="Hyperlink"/>
@@ -2844,7 +2844,7 @@
         </w:rPr>
         <w:t xml:space="preserve">出處：</w:t>
       </w:r>
-      <w:hyperlink w:history="1" r:id="rIdgv1yqj9c-otyotxw-tiry">
+      <w:hyperlink w:history="1" r:id="rIdepudpunhu7nslxbn7ha_v">
         <w:r>
           <w:rPr>
             <w:rStyle w:val="Hyperlink"/>
@@ -2920,7 +2920,7 @@
         </w:rPr>
         <w:t xml:space="preserve">出處：</w:t>
       </w:r>
-      <w:hyperlink w:history="1" r:id="rIdrkowvyptldcynicpug02c">
+      <w:hyperlink w:history="1" r:id="rIdm6fybdwiwyxsqkfnwnx0q">
         <w:r>
           <w:rPr>
             <w:rStyle w:val="Hyperlink"/>
@@ -2996,7 +2996,7 @@
         </w:rPr>
         <w:t xml:space="preserve">出處：</w:t>
       </w:r>
-      <w:hyperlink w:history="1" r:id="rIdlif_cru5zffy5qppbdmzi">
+      <w:hyperlink w:history="1" r:id="rIddtuvsdxkxeussmg8juoay">
         <w:r>
           <w:rPr>
             <w:rStyle w:val="Hyperlink"/>
@@ -3072,7 +3072,7 @@
         </w:rPr>
         <w:t xml:space="preserve">出處：</w:t>
       </w:r>
-      <w:hyperlink w:history="1" r:id="rIdotaejicyf4qmuzwizlgnv">
+      <w:hyperlink w:history="1" r:id="rIdlbm4elihx7rgj7sco1sdz">
         <w:r>
           <w:rPr>
             <w:rStyle w:val="Hyperlink"/>
@@ -3164,7 +3164,7 @@
         </w:rPr>
         <w:t xml:space="preserve">出處：</w:t>
       </w:r>
-      <w:hyperlink w:history="1" r:id="rIdxhta79mbbwwen_0i03jpm">
+      <w:hyperlink w:history="1" r:id="rIdnw9befzwx-2efe9eednrw">
         <w:r>
           <w:rPr>
             <w:rStyle w:val="Hyperlink"/>
@@ -3240,7 +3240,7 @@
         </w:rPr>
         <w:t xml:space="preserve">出處：</w:t>
       </w:r>
-      <w:hyperlink w:history="1" r:id="rIdmrm1letnfmr2vtnddrcoo">
+      <w:hyperlink w:history="1" r:id="rIdzr18fafxo2rqutidvjrv2">
         <w:r>
           <w:rPr>
             <w:rStyle w:val="Hyperlink"/>
@@ -3316,7 +3316,7 @@
         </w:rPr>
         <w:t xml:space="preserve">出處：</w:t>
       </w:r>
-      <w:hyperlink w:history="1" r:id="rIdixmphlqyenlbrag3s7ofk">
+      <w:hyperlink w:history="1" r:id="rIdcv5e_m4qcth8bfp4cqncc">
         <w:r>
           <w:rPr>
             <w:rStyle w:val="Hyperlink"/>
@@ -3392,7 +3392,7 @@
         </w:rPr>
         <w:t xml:space="preserve">出處：</w:t>
       </w:r>
-      <w:hyperlink w:history="1" r:id="rIdw17tx54lczsti4soghmuz">
+      <w:hyperlink w:history="1" r:id="rIdbv3wso1xqmcjbdvvorb7i">
         <w:r>
           <w:rPr>
             <w:rStyle w:val="Hyperlink"/>
@@ -3468,7 +3468,7 @@
         </w:rPr>
         <w:t xml:space="preserve">出處：</w:t>
       </w:r>
-      <w:hyperlink w:history="1" r:id="rIdhwyaul9kxajk6-yqbot61">
+      <w:hyperlink w:history="1" r:id="rIdlaobjqvwkzngl0hgspzmp">
         <w:r>
           <w:rPr>
             <w:rStyle w:val="Hyperlink"/>
@@ -3544,7 +3544,7 @@
         </w:rPr>
         <w:t xml:space="preserve">出處：</w:t>
       </w:r>
-      <w:hyperlink w:history="1" r:id="rIdma_qs-520k5il1u9bdv5n">
+      <w:hyperlink w:history="1" r:id="rIdhs_o4fbpnvdntcjhpptrw">
         <w:r>
           <w:rPr>
             <w:rStyle w:val="Hyperlink"/>
@@ -3636,7 +3636,7 @@
         </w:rPr>
         <w:t xml:space="preserve">出處：</w:t>
       </w:r>
-      <w:hyperlink w:history="1" r:id="rIdlcm3aeke7pliou85ygnpr">
+      <w:hyperlink w:history="1" r:id="rIdml2fmltzs1yyciyznvnei">
         <w:r>
           <w:rPr>
             <w:rStyle w:val="Hyperlink"/>
@@ -3712,7 +3712,7 @@
         </w:rPr>
         <w:t xml:space="preserve">出處：</w:t>
       </w:r>
-      <w:hyperlink w:history="1" r:id="rIdtgkbz4jlv8txl0-sulo_q">
+      <w:hyperlink w:history="1" r:id="rIdiwyhwxo8l7_cm2kkfhn_z">
         <w:r>
           <w:rPr>
             <w:rStyle w:val="Hyperlink"/>
@@ -3788,7 +3788,7 @@
         </w:rPr>
         <w:t xml:space="preserve">出處：</w:t>
       </w:r>
-      <w:hyperlink w:history="1" r:id="rIdpgrx7qlj7arfop-lmbfmy">
+      <w:hyperlink w:history="1" r:id="rIdfscpgoo8svi1ncof6f7ph">
         <w:r>
           <w:rPr>
             <w:rStyle w:val="Hyperlink"/>
@@ -3864,7 +3864,7 @@
         </w:rPr>
         <w:t xml:space="preserve">出處：</w:t>
       </w:r>
-      <w:hyperlink w:history="1" r:id="rId4qolnir7zy8waqucpdyus">
+      <w:hyperlink w:history="1" r:id="rIdrvjhteq1vyy-z8ovgxy0j">
         <w:r>
           <w:rPr>
             <w:rStyle w:val="Hyperlink"/>
@@ -3956,7 +3956,7 @@
         </w:rPr>
         <w:t xml:space="preserve">出處：</w:t>
       </w:r>
-      <w:hyperlink w:history="1" r:id="rIdqproqqfbvy8ktlicjhpfl">
+      <w:hyperlink w:history="1" r:id="rIdjvsduok7-f0veed0kdblt">
         <w:r>
           <w:rPr>
             <w:rStyle w:val="Hyperlink"/>
@@ -4032,7 +4032,7 @@
         </w:rPr>
         <w:t xml:space="preserve">出處：</w:t>
       </w:r>
-      <w:hyperlink w:history="1" r:id="rIdoynwnodt_j9rsyrav3oxn">
+      <w:hyperlink w:history="1" r:id="rIdx12ahzqjufwyu9ynmhwc7">
         <w:r>
           <w:rPr>
             <w:rStyle w:val="Hyperlink"/>
@@ -4108,7 +4108,7 @@
         </w:rPr>
         <w:t xml:space="preserve">出處：</w:t>
       </w:r>
-      <w:hyperlink w:history="1" r:id="rIdeqkdnxvlgy3u5sguzjkch">
+      <w:hyperlink w:history="1" r:id="rIdvluz634c1hnc7as7s0n7k">
         <w:r>
           <w:rPr>
             <w:rStyle w:val="Hyperlink"/>
@@ -4184,7 +4184,7 @@
         </w:rPr>
         <w:t xml:space="preserve">出處：</w:t>
       </w:r>
-      <w:hyperlink w:history="1" r:id="rIdcamxuuarp8xvshuxufzvt">
+      <w:hyperlink w:history="1" r:id="rIdg8nzrutarwmrm4ecv5fdd">
         <w:r>
           <w:rPr>
             <w:rStyle w:val="Hyperlink"/>
@@ -4260,7 +4260,7 @@
         </w:rPr>
         <w:t xml:space="preserve">出處：</w:t>
       </w:r>
-      <w:hyperlink w:history="1" r:id="rIdn5sovqiiyq1eopli7htxw">
+      <w:hyperlink w:history="1" r:id="rIdzjafqpbmw9jev1i_ljs-4">
         <w:r>
           <w:rPr>
             <w:rStyle w:val="Hyperlink"/>
@@ -4336,7 +4336,7 @@
         </w:rPr>
         <w:t xml:space="preserve">出處：</w:t>
       </w:r>
-      <w:hyperlink w:history="1" r:id="rIdhqv27oe0lfojqyx5zemg6">
+      <w:hyperlink w:history="1" r:id="rIdrud4cvpm1w3as09uzguv4">
         <w:r>
           <w:rPr>
             <w:rStyle w:val="Hyperlink"/>
@@ -4412,7 +4412,7 @@
         </w:rPr>
         <w:t xml:space="preserve">出處：</w:t>
       </w:r>
-      <w:hyperlink w:history="1" r:id="rIdflvof0eamopbtlfanid68">
+      <w:hyperlink w:history="1" r:id="rIdwhdxghvouxajclbcswe9u">
         <w:r>
           <w:rPr>
             <w:rStyle w:val="Hyperlink"/>
@@ -4488,7 +4488,7 @@
         </w:rPr>
         <w:t xml:space="preserve">出處：</w:t>
       </w:r>
-      <w:hyperlink w:history="1" r:id="rIdmhklphl6t7jp9uxsdih9n">
+      <w:hyperlink w:history="1" r:id="rId78lb5xycjkmbx7gibih8v">
         <w:r>
           <w:rPr>
             <w:rStyle w:val="Hyperlink"/>
@@ -4564,7 +4564,7 @@
         </w:rPr>
         <w:t xml:space="preserve">出處：</w:t>
       </w:r>
-      <w:hyperlink w:history="1" r:id="rIdnipmzd04qwrkcmiwnmc3h">
+      <w:hyperlink w:history="1" r:id="rIditeu8oopicgjjba7x2vbq">
         <w:r>
           <w:rPr>
             <w:rStyle w:val="Hyperlink"/>
@@ -4640,7 +4640,7 @@
         </w:rPr>
         <w:t xml:space="preserve">出處：</w:t>
       </w:r>
-      <w:hyperlink w:history="1" r:id="rIddm3s-rhf2uzjdkow2pmrm">
+      <w:hyperlink w:history="1" r:id="rIda2weenhlnsigelvn5fuqz">
         <w:r>
           <w:rPr>
             <w:rStyle w:val="Hyperlink"/>
@@ -4716,7 +4716,7 @@
         </w:rPr>
         <w:t xml:space="preserve">出處：</w:t>
       </w:r>
-      <w:hyperlink w:history="1" r:id="rId3zofzzukf4brmvlh0lrme">
+      <w:hyperlink w:history="1" r:id="rIdsdwqmnadg_higsioxpoov">
         <w:r>
           <w:rPr>
             <w:rStyle w:val="Hyperlink"/>
@@ -4792,7 +4792,7 @@
         </w:rPr>
         <w:t xml:space="preserve">出處：</w:t>
       </w:r>
-      <w:hyperlink w:history="1" r:id="rIdbp-pvaf6z6ege5ego5tcw">
+      <w:hyperlink w:history="1" r:id="rIdfmaulhoftlgbvgywibuv5">
         <w:r>
           <w:rPr>
             <w:rStyle w:val="Hyperlink"/>
@@ -4868,7 +4868,7 @@
         </w:rPr>
         <w:t xml:space="preserve">出處：</w:t>
       </w:r>
-      <w:hyperlink w:history="1" r:id="rIdvmqk0f20crjoszqmlyeav">
+      <w:hyperlink w:history="1" r:id="rId51j4htv5gvf5kuzfjbhs4">
         <w:r>
           <w:rPr>
             <w:rStyle w:val="Hyperlink"/>
@@ -4960,7 +4960,7 @@
         </w:rPr>
         <w:t xml:space="preserve">出處：</w:t>
       </w:r>
-      <w:hyperlink w:history="1" r:id="rIdvlbl8vybbj9jxmitmscsh">
+      <w:hyperlink w:history="1" r:id="rIdajjl-es6mqwovvpyqobvp">
         <w:r>
           <w:rPr>
             <w:rStyle w:val="Hyperlink"/>
@@ -5036,7 +5036,7 @@
         </w:rPr>
         <w:t xml:space="preserve">出處：</w:t>
       </w:r>
-      <w:hyperlink w:history="1" r:id="rIdbvoe_wnwldtowpm_rnqcc">
+      <w:hyperlink w:history="1" r:id="rIdoijrw9p66v6tdx3qlrsiv">
         <w:r>
           <w:rPr>
             <w:rStyle w:val="Hyperlink"/>
@@ -5112,7 +5112,7 @@
         </w:rPr>
         <w:t xml:space="preserve">出處：</w:t>
       </w:r>
-      <w:hyperlink w:history="1" r:id="rIdsa3jkh1qk6rho1zmzsufp">
+      <w:hyperlink w:history="1" r:id="rIdq9mgqfhn8_c0htxmodx4a">
         <w:r>
           <w:rPr>
             <w:rStyle w:val="Hyperlink"/>
@@ -5188,7 +5188,7 @@
         </w:rPr>
         <w:t xml:space="preserve">出處：</w:t>
       </w:r>
-      <w:hyperlink w:history="1" r:id="rId4nmco4ccsit87nyboksrs">
+      <w:hyperlink w:history="1" r:id="rIdnwi7uzh_be0wfvt4kkmtk">
         <w:r>
           <w:rPr>
             <w:rStyle w:val="Hyperlink"/>
@@ -5264,7 +5264,7 @@
         </w:rPr>
         <w:t xml:space="preserve">出處：</w:t>
       </w:r>
-      <w:hyperlink w:history="1" r:id="rId7xbqxwaweyv-zv-wvxfaw">
+      <w:hyperlink w:history="1" r:id="rIdz4_bgfsg_ikvk_r36pdzk">
         <w:r>
           <w:rPr>
             <w:rStyle w:val="Hyperlink"/>
@@ -5340,7 +5340,7 @@
         </w:rPr>
         <w:t xml:space="preserve">出處：</w:t>
       </w:r>
-      <w:hyperlink w:history="1" r:id="rIdwgto_lrnfandmv94zb5ld">
+      <w:hyperlink w:history="1" r:id="rIdz0h_qy_pmitj7fonutvqz">
         <w:r>
           <w:rPr>
             <w:rStyle w:val="Hyperlink"/>
@@ -5416,7 +5416,7 @@
         </w:rPr>
         <w:t xml:space="preserve">出處：</w:t>
       </w:r>
-      <w:hyperlink w:history="1" r:id="rIdg-ocfmuulaffkip_mmymx">
+      <w:hyperlink w:history="1" r:id="rIdigf_yhkvgkxwkjlvl_xmu">
         <w:r>
           <w:rPr>
             <w:rStyle w:val="Hyperlink"/>
@@ -5492,7 +5492,7 @@
         </w:rPr>
         <w:t xml:space="preserve">出處：</w:t>
       </w:r>
-      <w:hyperlink w:history="1" r:id="rId98mhz8de5pnlfkt8-ej8g">
+      <w:hyperlink w:history="1" r:id="rIdbyhqzolgfshdgs12a_cqm">
         <w:r>
           <w:rPr>
             <w:rStyle w:val="Hyperlink"/>
@@ -5568,7 +5568,7 @@
         </w:rPr>
         <w:t xml:space="preserve">出處：</w:t>
       </w:r>
-      <w:hyperlink w:history="1" r:id="rIddc3o0v7pm6w1pdh3v6uut">
+      <w:hyperlink w:history="1" r:id="rIdbbexznfzsi-yhfskah3y_">
         <w:r>
           <w:rPr>
             <w:rStyle w:val="Hyperlink"/>
@@ -5644,7 +5644,7 @@
         </w:rPr>
         <w:t xml:space="preserve">出處：</w:t>
       </w:r>
-      <w:hyperlink w:history="1" r:id="rIdjp46xapurlya54wsrdnom">
+      <w:hyperlink w:history="1" r:id="rId-evna8csr9kbqiudb0mvy">
         <w:r>
           <w:rPr>
             <w:rStyle w:val="Hyperlink"/>
@@ -5720,7 +5720,7 @@
         </w:rPr>
         <w:t xml:space="preserve">出處：</w:t>
       </w:r>
-      <w:hyperlink w:history="1" r:id="rIdrxhvbbnjrmlqdyk2xoaku">
+      <w:hyperlink w:history="1" r:id="rIdgltrnokwdpelfxyi8n-p3">
         <w:r>
           <w:rPr>
             <w:rStyle w:val="Hyperlink"/>
@@ -5796,7 +5796,7 @@
         </w:rPr>
         <w:t xml:space="preserve">出處：</w:t>
       </w:r>
-      <w:hyperlink w:history="1" r:id="rIdrkczg0h2pvqfu0jhzvksm">
+      <w:hyperlink w:history="1" r:id="rId2qafijpv44udqauikula8">
         <w:r>
           <w:rPr>
             <w:rStyle w:val="Hyperlink"/>
@@ -5888,7 +5888,7 @@
         </w:rPr>
         <w:t xml:space="preserve">出處：</w:t>
       </w:r>
-      <w:hyperlink w:history="1" r:id="rId5ktmi9mkrjisxaayogte0">
+      <w:hyperlink w:history="1" r:id="rId7sklpb-4qlnpq8qqheyu2">
         <w:r>
           <w:rPr>
             <w:rStyle w:val="Hyperlink"/>
@@ -5964,7 +5964,7 @@
         </w:rPr>
         <w:t xml:space="preserve">出處：</w:t>
       </w:r>
-      <w:hyperlink w:history="1" r:id="rIdctkz-_ytfyaj63zr4piqb">
+      <w:hyperlink w:history="1" r:id="rIdehtpo0uxlknybw0gyadg2">
         <w:r>
           <w:rPr>
             <w:rStyle w:val="Hyperlink"/>
@@ -6040,7 +6040,7 @@
         </w:rPr>
         <w:t xml:space="preserve">出處：</w:t>
       </w:r>
-      <w:hyperlink w:history="1" r:id="rId9jeiew1djl_5m8swjoari">
+      <w:hyperlink w:history="1" r:id="rIddaslohb1knzd8wrbkewhg">
         <w:r>
           <w:rPr>
             <w:rStyle w:val="Hyperlink"/>
@@ -6116,7 +6116,7 @@
         </w:rPr>
         <w:t xml:space="preserve">出處：</w:t>
       </w:r>
-      <w:hyperlink w:history="1" r:id="rIdly_lkd2t3xb_wuzmdjsly">
+      <w:hyperlink w:history="1" r:id="rIdz8h0yc2z4c0zm_hm7-eqt">
         <w:r>
           <w:rPr>
             <w:rStyle w:val="Hyperlink"/>
@@ -6192,7 +6192,7 @@
         </w:rPr>
         <w:t xml:space="preserve">出處：</w:t>
       </w:r>
-      <w:hyperlink w:history="1" r:id="rIdtanl-flo8crsmvxwwehzr">
+      <w:hyperlink w:history="1" r:id="rId6ds8leefm0solnjwnomvm">
         <w:r>
           <w:rPr>
             <w:rStyle w:val="Hyperlink"/>
@@ -6268,7 +6268,7 @@
         </w:rPr>
         <w:t xml:space="preserve">出處：</w:t>
       </w:r>
-      <w:hyperlink w:history="1" r:id="rIdxh5vlwbjefhguxr5fukuw">
+      <w:hyperlink w:history="1" r:id="rIdnxldp1sj5yfpkchxpip3l">
         <w:r>
           <w:rPr>
             <w:rStyle w:val="Hyperlink"/>
@@ -6344,7 +6344,7 @@
         </w:rPr>
         <w:t xml:space="preserve">出處：</w:t>
       </w:r>
-      <w:hyperlink w:history="1" r:id="rIdqpbi6s4wgm7xrm32trmnm">
+      <w:hyperlink w:history="1" r:id="rIdpot8go8mczpdzypgoytga">
         <w:r>
           <w:rPr>
             <w:rStyle w:val="Hyperlink"/>
@@ -6420,7 +6420,7 @@
         </w:rPr>
         <w:t xml:space="preserve">出處：</w:t>
       </w:r>
-      <w:hyperlink w:history="1" r:id="rIdstun24hokoh3k0h3tm3k3">
+      <w:hyperlink w:history="1" r:id="rId1y6nyr8cbxjno7hm9pprf">
         <w:r>
           <w:rPr>
             <w:rStyle w:val="Hyperlink"/>
@@ -6512,7 +6512,7 @@
         </w:rPr>
         <w:t xml:space="preserve">出處：</w:t>
       </w:r>
-      <w:hyperlink w:history="1" r:id="rIdfndj3fxcdvw63jb7jnzn9">
+      <w:hyperlink w:history="1" r:id="rId9uoeraboipoxfya0tp2kx">
         <w:r>
           <w:rPr>
             <w:rStyle w:val="Hyperlink"/>
@@ -6588,7 +6588,7 @@
         </w:rPr>
         <w:t xml:space="preserve">出處：</w:t>
       </w:r>
-      <w:hyperlink w:history="1" r:id="rIdmyw-w9jusjrnptcipvojj">
+      <w:hyperlink w:history="1" r:id="rIdemolyupnfmk6fuvt4lkjb">
         <w:r>
           <w:rPr>
             <w:rStyle w:val="Hyperlink"/>
@@ -6664,7 +6664,7 @@
         </w:rPr>
         <w:t xml:space="preserve">出處：</w:t>
       </w:r>
-      <w:hyperlink w:history="1" r:id="rIdaz6e_tmlbrawcrmde8zrh">
+      <w:hyperlink w:history="1" r:id="rIdvtzxiljuvhqceyy8tuaif">
         <w:r>
           <w:rPr>
             <w:rStyle w:val="Hyperlink"/>
@@ -6740,7 +6740,7 @@
         </w:rPr>
         <w:t xml:space="preserve">出處：</w:t>
       </w:r>
-      <w:hyperlink w:history="1" r:id="rIdvopdubr2firnva2ssl_4h">
+      <w:hyperlink w:history="1" r:id="rIdxcf6qiv-ru2nobqr_okll">
         <w:r>
           <w:rPr>
             <w:rStyle w:val="Hyperlink"/>
@@ -6816,7 +6816,7 @@
         </w:rPr>
         <w:t xml:space="preserve">出處：</w:t>
       </w:r>
-      <w:hyperlink w:history="1" r:id="rIdflbkgq6scuttg6jymoki4">
+      <w:hyperlink w:history="1" r:id="rIdebgr5fuyxnwmiswqsfimn">
         <w:r>
           <w:rPr>
             <w:rStyle w:val="Hyperlink"/>
@@ -6892,7 +6892,7 @@
         </w:rPr>
         <w:t xml:space="preserve">出處：</w:t>
       </w:r>
-      <w:hyperlink w:history="1" r:id="rIdfo3cr3bxrqh3bbtb3klit">
+      <w:hyperlink w:history="1" r:id="rId6l1axcuw1dgfw6mtl3ckv">
         <w:r>
           <w:rPr>
             <w:rStyle w:val="Hyperlink"/>
@@ -6968,7 +6968,7 @@
         </w:rPr>
         <w:t xml:space="preserve">出處：</w:t>
       </w:r>
-      <w:hyperlink w:history="1" r:id="rId5fgctuh4zufpg4dmi58iz">
+      <w:hyperlink w:history="1" r:id="rIdagxbbbqw_9deputjlveha">
         <w:r>
           <w:rPr>
             <w:rStyle w:val="Hyperlink"/>
@@ -7044,7 +7044,7 @@
         </w:rPr>
         <w:t xml:space="preserve">出處：</w:t>
       </w:r>
-      <w:hyperlink w:history="1" r:id="rIdnowuscqwwhdl28x9kk1gp">
+      <w:hyperlink w:history="1" r:id="rIde1qkxzox8epfjg9zyti9i">
         <w:r>
           <w:rPr>
             <w:rStyle w:val="Hyperlink"/>
@@ -7136,7 +7136,7 @@
         </w:rPr>
         <w:t xml:space="preserve">出處：</w:t>
       </w:r>
-      <w:hyperlink w:history="1" r:id="rIdthx5ljxhxey5iagfgig68">
+      <w:hyperlink w:history="1" r:id="rIdea1a9mflssi6ity5h23hg">
         <w:r>
           <w:rPr>
             <w:rStyle w:val="Hyperlink"/>
@@ -7212,7 +7212,7 @@
         </w:rPr>
         <w:t xml:space="preserve">出處：</w:t>
       </w:r>
-      <w:hyperlink w:history="1" r:id="rIdlpliace2fofunskws2zsp">
+      <w:hyperlink w:history="1" r:id="rIdfmccztlb-5fwlj2zgqddl">
         <w:r>
           <w:rPr>
             <w:rStyle w:val="Hyperlink"/>
@@ -7288,7 +7288,7 @@
         </w:rPr>
         <w:t xml:space="preserve">出處：</w:t>
       </w:r>
-      <w:hyperlink w:history="1" r:id="rIdc62kyh8inm-k1yyvppfja">
+      <w:hyperlink w:history="1" r:id="rId2pdcztc-v90s_1sbs1jo2">
         <w:r>
           <w:rPr>
             <w:rStyle w:val="Hyperlink"/>
@@ -7380,7 +7380,7 @@
         </w:rPr>
         <w:t xml:space="preserve">出處：</w:t>
       </w:r>
-      <w:hyperlink w:history="1" r:id="rIdiz_czhdcwx_cwgd2-u8fs">
+      <w:hyperlink w:history="1" r:id="rIdnxulh63uwykahehpn1v12">
         <w:r>
           <w:rPr>
             <w:rStyle w:val="Hyperlink"/>
@@ -7456,7 +7456,7 @@
         </w:rPr>
         <w:t xml:space="preserve">出處：</w:t>
       </w:r>
-      <w:hyperlink w:history="1" r:id="rIdbe3jjdtk1xkfvutnrex8-">
+      <w:hyperlink w:history="1" r:id="rIdjstnjawzqk-3n6h6qoqzr">
         <w:r>
           <w:rPr>
             <w:rStyle w:val="Hyperlink"/>
@@ -7532,7 +7532,7 @@
         </w:rPr>
         <w:t xml:space="preserve">出處：</w:t>
       </w:r>
-      <w:hyperlink w:history="1" r:id="rIdy12pudi4ewhhacszqlsoc">
+      <w:hyperlink w:history="1" r:id="rIdffkepcjahyfxbkxfww_us">
         <w:r>
           <w:rPr>
             <w:rStyle w:val="Hyperlink"/>
@@ -7608,7 +7608,7 @@
         </w:rPr>
         <w:t xml:space="preserve">出處：</w:t>
       </w:r>
-      <w:hyperlink w:history="1" r:id="rIdz1cxkzn5mcv6zcixdhtu-">
+      <w:hyperlink w:history="1" r:id="rIdatrpvcpw_xefcm9vkkr_b">
         <w:r>
           <w:rPr>
             <w:rStyle w:val="Hyperlink"/>
@@ -7700,7 +7700,7 @@
         </w:rPr>
         <w:t xml:space="preserve">出處：</w:t>
       </w:r>
-      <w:hyperlink w:history="1" r:id="rIdx0ewtuz63wd823mxe3o5p">
+      <w:hyperlink w:history="1" r:id="rIdxbquf5aypbescohgc7np3">
         <w:r>
           <w:rPr>
             <w:rStyle w:val="Hyperlink"/>
@@ -7776,7 +7776,7 @@
         </w:rPr>
         <w:t xml:space="preserve">出處：</w:t>
       </w:r>
-      <w:hyperlink w:history="1" r:id="rId93vi9x5adwvu7xfgbsszx">
+      <w:hyperlink w:history="1" r:id="rIdai4dd1pwlcij0ehwn4fin">
         <w:r>
           <w:rPr>
             <w:rStyle w:val="Hyperlink"/>
